--- a/documentation/word/Relay-Studio-Technical-Architecture-and-Product-Handoff.docx
+++ b/documentation/word/Relay-Studio-Technical-Architecture-and-Product-Handoff.docx
@@ -53,7 +53,7 @@
         <w:rPr>
           <w:color w:val="5F6B7A"/>
         </w:rPr>
-        <w:t>Version 1.0 | Sprint 15 | July 2026</w:t>
+        <w:t>Version 1.1 | Sprint 16 | July 2026</w:t>
       </w:r>
     </w:p>
     <w:p>
@@ -279,7 +279,7 @@
         <w:ind w:left="540" w:hanging="271"/>
       </w:pPr>
       <w:r>
-        <w:t>Design REST services with method, URL, parameters, headers, body, auth, timeout, retry, proxy, and environment variables.</w:t>
+        <w:t>Design REST services with GET, POST, PUT, PATCH, DELETE, HEAD, and OPTIONS plus parameters, headers, JSON/text/form bodies, auth, timeout, retry, proxy, and environment variables.</w:t>
       </w:r>
     </w:p>
     <w:p>
@@ -289,7 +289,7 @@
         <w:ind w:left="540" w:hanging="271"/>
       </w:pPr>
       <w:r>
-        <w:t>Import a Swagger UI page or direct OpenAPI/Swagger definition and explicitly select operations.</w:t>
+        <w:t>Import a Swagger UI page or direct OpenAPI/Swagger definition, resolve bounded same-origin external references, review counts, and explicitly select operations.</w:t>
       </w:r>
     </w:p>
     <w:p>
@@ -299,7 +299,7 @@
         <w:ind w:left="540" w:hanging="271"/>
       </w:pPr>
       <w:r>
-        <w:t>Run and cancel individual requests, inspect formatted responses, and export redacted diagnostics.</w:t>
+        <w:t>Run and cancel individual requests, inspect formatted responses, and export redacted diagnostics with a request inventory.</w:t>
       </w:r>
     </w:p>
     <w:p>
@@ -319,7 +319,7 @@
         <w:ind w:left="540" w:hanging="271"/>
       </w:pPr>
       <w:r>
-        <w:t>Save redacted response artifacts and reopen them for debugging.</w:t>
+        <w:t>Save redacted response artifacts, reopen them, and compare two artifacts for metadata plus structured JSON or raw-line differences.</w:t>
       </w:r>
     </w:p>
     <w:p>
@@ -607,7 +607,7 @@
     </w:p>
     <w:p>
       <w:r>
-        <w:t>The importer treats both the supplied URL and document as untrusted. It discovers definition URLs from Swagger UI pages, supports Swagger 2.0 and OpenAPI 3.x documents, previews operations, and converts only explicitly selected services.</w:t>
+        <w:t>The importer treats supplied URLs, documents, and references as untrusted. It discovers definition URLs from Swagger UI pages, supports Swagger 2.0 and OpenAPI 3.x documents, resolves bounded same-origin external references, previews review metrics and operations, and converts only explicitly selected services.</w:t>
       </w:r>
     </w:p>
     <w:p>
@@ -627,6 +627,26 @@
         <w:ind w:left="540" w:hanging="271"/>
       </w:pPr>
       <w:r>
+        <w:t>Add Selected keeps the project dirty; Add and Save Selected opens project save immediately.</w:t>
+      </w:r>
+    </w:p>
+    <w:p>
+      <w:pPr>
+        <w:pStyle w:val="ListBullet"/>
+        <w:spacing w:after="80"/>
+        <w:ind w:left="540" w:hanging="271"/>
+      </w:pPr>
+      <w:r>
+        <w:t>Canceling save keeps imported services dirty and editable.</w:t>
+      </w:r>
+    </w:p>
+    <w:p>
+      <w:pPr>
+        <w:pStyle w:val="ListBullet"/>
+        <w:spacing w:after="80"/>
+        <w:ind w:left="540" w:hanging="271"/>
+      </w:pPr>
+      <w:r>
         <w:t>Imported service IDs are collision-safe.</w:t>
       </w:r>
     </w:p>
@@ -637,7 +657,7 @@
         <w:ind w:left="540" w:hanging="271"/>
       </w:pPr>
       <w:r>
-        <w:t>Relative servers and paths resolve against the source.</w:t>
+        <w:t>Relative servers, paths, and reference URLs resolve against the owning source document.</w:t>
       </w:r>
     </w:p>
     <w:p>
@@ -647,7 +667,7 @@
         <w:ind w:left="540" w:hanging="271"/>
       </w:pPr>
       <w:r>
-        <w:t>Credentials and credential-like examples are never imported.</w:t>
+        <w:t>Cross-origin, circular, malformed, unreachable, over-depth, and excessive-document graphs fail explicitly.</w:t>
       </w:r>
     </w:p>
     <w:p>
@@ -657,7 +677,17 @@
         <w:ind w:left="540" w:hanging="271"/>
       </w:pPr>
       <w:r>
-        <w:t>External references, multipart bodies, and additional methods are deferred to Sprint 16.</w:t>
+        <w:t>Credentials and credential-like examples are replaced with safe variable placeholders.</w:t>
+      </w:r>
+    </w:p>
+    <w:p>
+      <w:pPr>
+        <w:pStyle w:val="ListBullet"/>
+        <w:spacing w:after="80"/>
+        <w:ind w:left="540" w:hanging="271"/>
+      </w:pPr>
+      <w:r>
+        <w:t>URL-encoded and text-only multipart form schemas import as editable fields; file-path upload remains unsupported.</w:t>
       </w:r>
     </w:p>
     <w:p>

--- a/documentation/word/Relay-Studio-Technical-Architecture-and-Product-Handoff.docx
+++ b/documentation/word/Relay-Studio-Technical-Architecture-and-Product-Handoff.docx
@@ -53,7 +53,7 @@
         <w:rPr>
           <w:color w:val="5F6B7A"/>
         </w:rPr>
-        <w:t>Version 1.1 | Sprint 16 | July 2026</w:t>
+        <w:t>Version 1.2 | Sprint 17 | July 2026</w:t>
       </w:r>
     </w:p>
     <w:p>
@@ -279,7 +279,7 @@
         <w:ind w:left="540" w:hanging="271"/>
       </w:pPr>
       <w:r>
-        <w:t>Design REST services with GET, POST, PUT, PATCH, DELETE, HEAD, and OPTIONS plus parameters, headers, JSON/text/form bodies, auth, timeout, retry, proxy, and environment variables.</w:t>
+        <w:t>Design REST services with GET, POST, PUT, PATCH, DELETE, HEAD, and OPTIONS plus parameters, headers, JSON/text/form bodies, multipart text/file parts, auth, timeout, retry, proxy, and environment variables.</w:t>
       </w:r>
     </w:p>
     <w:p>
@@ -448,7 +448,7 @@
     </w:p>
     <w:p>
       <w:r>
-        <w:t>The Rust layer provides the desktop capabilities that cannot be trusted to browser-only adapters: atomic project IO, backups, response files, dialogs, menus, Help resources, close protection, and native HTTP execution.</w:t>
+        <w:t>The Rust layer provides the desktop capabilities that cannot be trusted to browser-only adapters: atomic project IO, backups, response files, dialogs, menus, Help resources, close protection, and native HTTP execution. Structured multipart parts cross the existing request command boundary; Rust reads enabled file paths only at send time and streams the generated multipart form through Reqwest.</w:t>
       </w:r>
     </w:p>
     <w:p>
@@ -459,6 +459,16 @@
       </w:pPr>
       <w:r>
         <w:t>Every command is explicitly registered.</w:t>
+      </w:r>
+    </w:p>
+    <w:p>
+      <w:pPr>
+        <w:pStyle w:val="ListBullet"/>
+        <w:spacing w:after="80"/>
+        <w:ind w:left="540" w:hanging="271"/>
+      </w:pPr>
+      <w:r>
+        <w:t>Multipart files must be regular files no larger than 25 MiB; malformed names, kinds, media types, missing paths, and manual multipart Content-Type headers fail explicitly.</w:t>
       </w:r>
     </w:p>
     <w:p>
@@ -687,7 +697,7 @@
         <w:ind w:left="540" w:hanging="271"/>
       </w:pPr>
       <w:r>
-        <w:t>URL-encoded and text-only multipart form schemas import as editable fields; file-path upload remains unsupported.</w:t>
+        <w:t>URL-encoded schemas import as text fields; multipart binary properties import as empty file fields with safe media types and never copy example local paths.</w:t>
       </w:r>
     </w:p>
     <w:p>

--- a/documentation/word/Relay-Studio-Technical-Architecture-and-Product-Handoff.docx
+++ b/documentation/word/Relay-Studio-Technical-Architecture-and-Product-Handoff.docx
@@ -53,7 +53,7 @@
         <w:rPr>
           <w:color w:val="5F6B7A"/>
         </w:rPr>
-        <w:t>Version 1.2 | Sprint 17 | July 2026</w:t>
+        <w:t>Version 1.7 | Sprint 18C | July 2026</w:t>
       </w:r>
     </w:p>
     <w:p>
@@ -239,6 +239,7 @@
     <w:p>
       <w:pPr>
         <w:pStyle w:val="Heading1"/>
+        <w:pageBreakBefore/>
       </w:pPr>
       <w:r>
         <w:t>Executive Overview</w:t>
@@ -257,6 +258,7 @@
     <w:p>
       <w:pPr>
         <w:pStyle w:val="Heading1"/>
+        <w:pageBreakBefore/>
       </w:pPr>
       <w:r>
         <w:t>Product Capabilities</w:t>
@@ -289,7 +291,7 @@
         <w:ind w:left="540" w:hanging="271"/>
       </w:pPr>
       <w:r>
-        <w:t>Import a Swagger UI page or direct OpenAPI/Swagger definition, resolve bounded same-origin external references, review counts, and explicitly select operations.</w:t>
+        <w:t>Import a Swagger UI page or direct OpenAPI/Swagger definition, explicitly review secondary destinations, resolve bounded same-origin external references, review counts, and select operations.</w:t>
       </w:r>
     </w:p>
     <w:p>
@@ -299,7 +301,7 @@
         <w:ind w:left="540" w:hanging="271"/>
       </w:pPr>
       <w:r>
-        <w:t>Run and cancel individual requests, inspect formatted responses, and export redacted diagnostics with a request inventory.</w:t>
+        <w:t>Run and cancel individual requests, inspect formatted responses and final origin, and export redacted diagnostics with a request inventory.</w:t>
       </w:r>
     </w:p>
     <w:p>
@@ -309,7 +311,7 @@
         <w:ind w:left="540" w:hanging="271"/>
       </w:pPr>
       <w:r>
-        <w:t>Compose visual flows with dependency edges, failure branches, variable mappings, cleanup, and cancellation.</w:t>
+        <w:t>Compose visual flows with dependency edges, failure branches, protected destination variables, mappings, cleanup, and cancellation.</w:t>
       </w:r>
     </w:p>
     <w:p>
@@ -335,6 +337,7 @@
     <w:p>
       <w:pPr>
         <w:pStyle w:val="Heading1"/>
+        <w:pageBreakBefore/>
       </w:pPr>
       <w:r>
         <w:t>System Context</w:t>
@@ -388,6 +391,7 @@
     <w:p>
       <w:pPr>
         <w:pStyle w:val="Heading1"/>
+        <w:pageBreakBefore/>
       </w:pPr>
       <w:r>
         <w:t>Frontend Architecture</w:t>
@@ -441,6 +445,7 @@
     <w:p>
       <w:pPr>
         <w:pStyle w:val="Heading1"/>
+        <w:pageBreakBefore/>
       </w:pPr>
       <w:r>
         <w:t>Native Architecture</w:t>
@@ -448,7 +453,7 @@
     </w:p>
     <w:p>
       <w:r>
-        <w:t>The Rust layer provides the desktop capabilities that cannot be trusted to browser-only adapters: atomic project IO, backups, response files, dialogs, menus, Help resources, close protection, and native HTTP execution. Structured multipart parts cross the existing request command boundary; Rust reads enabled file paths only at send time and streams the generated multipart form through Reqwest.</w:t>
+        <w:t>The Rust layer provides the desktop capabilities that cannot be trusted to browser-only adapters: atomic project IO, backups, response files, dialogs, menus, Help resources, close protection, and native HTTP execution. Structured multipart parts cross the existing request command boundary only after current-session approval; Rust reads the approved path at send time and streams the generated multipart form through Reqwest.</w:t>
       </w:r>
     </w:p>
     <w:p>
@@ -468,7 +473,37 @@
         <w:ind w:left="540" w:hanging="271"/>
       </w:pPr>
       <w:r>
+        <w:t>Native HTTP follows only same-origin redirects, stops after 10 requests, rejects cross-origin replay, and returns final URL identity to typed callers.</w:t>
+      </w:r>
+    </w:p>
+    <w:p>
+      <w:pPr>
+        <w:pStyle w:val="ListBullet"/>
+        <w:spacing w:after="80"/>
+        <w:ind w:left="540" w:hanging="271"/>
+      </w:pPr>
+      <w:r>
+        <w:t>Configured proxies apply validated domain, IP, CIDR, or wildcard bypass entries; malformed or port-specific entries fail explicitly.</w:t>
+      </w:r>
+    </w:p>
+    <w:p>
+      <w:pPr>
+        <w:pStyle w:val="ListBullet"/>
+        <w:spacing w:after="80"/>
+        <w:ind w:left="540" w:hanging="271"/>
+      </w:pPr>
+      <w:r>
         <w:t>Multipart files must be regular files no larger than 25 MiB; malformed names, kinds, media types, missing paths, and manual multipart Content-Type headers fail explicitly.</w:t>
+      </w:r>
+    </w:p>
+    <w:p>
+      <w:pPr>
+        <w:pStyle w:val="ListBullet"/>
+        <w:spacing w:after="80"/>
+        <w:ind w:left="540" w:hanging="271"/>
+      </w:pPr>
+      <w:r>
+        <w:t>Saved `.json` and `.txt` responses are validated self-describing Relay envelopes; arbitrary raw text and embedded-path mismatches fail before content enters the response viewer.</w:t>
       </w:r>
     </w:p>
     <w:p>
@@ -504,6 +539,7 @@
     <w:p>
       <w:pPr>
         <w:pStyle w:val="Heading1"/>
+        <w:pageBreakBefore/>
       </w:pPr>
       <w:r>
         <w:t>Project Data Model</w:t>
@@ -511,7 +547,7 @@
     </w:p>
     <w:p>
       <w:r>
-        <w:t>A Relay project has an explicit format identifier and schema version. It owns services, environments, flows, saved-response metadata, import sources, and settings. Services own request construction and auth; flows reference services by ID and add graph/mapping state.</w:t>
+        <w:t>A Relay project has an explicit format identifier and schema version. It owns services, environments, flows, saved-response metadata, import sources, and settings. Services own request construction and auth; flows reference services by ID and add graph/mapping state. Multipart approval is ephemeral application state and never part of `.restproj`.</w:t>
       </w:r>
     </w:p>
     <w:p>
@@ -521,7 +557,7 @@
         <w:ind w:left="540" w:hanging="271"/>
       </w:pPr>
       <w:r>
-        <w:t>Schema validation occurs before project data enters the application.</w:t>
+        <w:t>Full nested schema validation occurs before project data enters the application.</w:t>
       </w:r>
     </w:p>
     <w:p>
@@ -531,7 +567,7 @@
         <w:ind w:left="540" w:hanging="271"/>
       </w:pPr>
       <w:r>
-        <w:t>Persistence and export redact sensitive values.</w:t>
+        <w:t>Missing settings in older schema-v1 files are migrated to typed current defaults; explicit invalid values identify their exact path and fail.</w:t>
       </w:r>
     </w:p>
     <w:p>
@@ -541,7 +577,27 @@
         <w:ind w:left="540" w:hanging="271"/>
       </w:pPr>
       <w:r>
-        <w:t>Unknown or invalid schema shapes produce recovery guidance.</w:t>
+        <w:t>Persistence and export canonically redact sensitive values and clear local file paths.</w:t>
+      </w:r>
+    </w:p>
+    <w:p>
+      <w:pPr>
+        <w:pStyle w:val="ListBullet"/>
+        <w:spacing w:after="80"/>
+        <w:ind w:left="540" w:hanging="271"/>
+      </w:pPr>
+      <w:r>
+        <w:t>Credential-shaped captured variables remain secret even when a mapping was mislabeled.</w:t>
+      </w:r>
+    </w:p>
+    <w:p>
+      <w:pPr>
+        <w:pStyle w:val="ListBullet"/>
+        <w:spacing w:after="80"/>
+        <w:ind w:left="540" w:hanging="271"/>
+      </w:pPr>
+      <w:r>
+        <w:t>Unknown or invalid schema shapes identify the exact field and produce recovery guidance.</w:t>
       </w:r>
     </w:p>
     <w:p>
@@ -557,6 +613,7 @@
     <w:p>
       <w:pPr>
         <w:pStyle w:val="Heading1"/>
+        <w:pageBreakBefore/>
       </w:pPr>
       <w:r>
         <w:t>Request and Flow Execution</w:t>
@@ -604,12 +661,23 @@
         <w:ind w:left="540" w:hanging="271"/>
       </w:pPr>
       <w:r>
-        <w:t>Mappings use explicit JSONPath and named variables.</w:t>
+        <w:t>Mappings use explicit JSONPath and named variables; `baseUrl` is reserved and cannot be written from a response.</w:t>
       </w:r>
     </w:p>
     <w:p>
       <w:pPr>
+        <w:pStyle w:val="ListBullet"/>
+        <w:spacing w:after="80"/>
+        <w:ind w:left="540" w:hanging="271"/>
+      </w:pPr>
+      <w:r>
+        <w:t>Successful request metadata retains final URL identity for policy enforcement while the visible response summary exposes only final origin.</w:t>
+      </w:r>
+    </w:p>
+    <w:p>
+      <w:pPr>
         <w:pStyle w:val="Heading1"/>
+        <w:pageBreakBefore/>
       </w:pPr>
       <w:r>
         <w:t>OpenAPI Import</w:t>
@@ -617,7 +685,7 @@
     </w:p>
     <w:p>
       <w:r>
-        <w:t>The importer treats supplied URLs, documents, and references as untrusted. It discovers definition URLs from Swagger UI pages, supports Swagger 2.0 and OpenAPI 3.x documents, resolves bounded same-origin external references, previews review metrics and operations, and converts only explicitly selected services.</w:t>
+        <w:t>The importer treats supplied URLs, documents, and references as untrusted. It discovers definition URLs from Swagger UI pages without retrieving them, supports Swagger 2.0 and OpenAPI 3.x documents, resolves bounded same-origin external references, previews review metrics and operations, and converts only explicitly selected services.</w:t>
       </w:r>
     </w:p>
     <w:p>
@@ -637,6 +705,36 @@
         <w:ind w:left="540" w:hanging="271"/>
       </w:pPr>
       <w:r>
+        <w:t>Swagger UI page inspection presents the exact resolved secondary destination; only Load retrieves it and Cancel sends no request.</w:t>
+      </w:r>
+    </w:p>
+    <w:p>
+      <w:pPr>
+        <w:pStyle w:val="ListBullet"/>
+        <w:spacing w:after="80"/>
+        <w:ind w:left="540" w:hanging="271"/>
+      </w:pPr>
+      <w:r>
+        <w:t>Every root and external-document fetch revalidates actual final origin before parsing.</w:t>
+      </w:r>
+    </w:p>
+    <w:p>
+      <w:pPr>
+        <w:pStyle w:val="ListBullet"/>
+        <w:spacing w:after="80"/>
+        <w:ind w:left="540" w:hanging="271"/>
+      </w:pPr>
+      <w:r>
+        <w:t>Credential userinfo and literal sensitive query values are rejected before display or retrieval; safe `{{variable}}` placeholders remain supported.</w:t>
+      </w:r>
+    </w:p>
+    <w:p>
+      <w:pPr>
+        <w:pStyle w:val="ListBullet"/>
+        <w:spacing w:after="80"/>
+        <w:ind w:left="540" w:hanging="271"/>
+      </w:pPr>
+      <w:r>
         <w:t>Add Selected keeps the project dirty; Add and Save Selected opens project save immediately.</w:t>
       </w:r>
     </w:p>
@@ -703,6 +801,7 @@
     <w:p>
       <w:pPr>
         <w:pStyle w:val="Heading1"/>
+        <w:pageBreakBefore/>
       </w:pPr>
       <w:r>
         <w:t>Persistence and Recovery</w:t>
@@ -710,12 +809,13 @@
     </w:p>
     <w:p>
       <w:r>
-        <w:t>Browser-mode persistence supports automated UI workflows. Native persistence adds platform file dialogs, atomic replacement, recovery backups, native recent-project paths, and packaged behavior. Saved responses are separate redacted artifacts referenced by metadata in the project.</w:t>
+        <w:t>Browser-mode persistence supports automated UI workflows. Native persistence adds platform file dialogs, atomic replacement, recovery backups, native recent-project paths, and packaged behavior. Saved responses are separate canonically redacted, self-describing artifacts referenced by validated metadata in the project; legacy raw `.txt` files require re-sending and saving a new artifact.</w:t>
       </w:r>
     </w:p>
     <w:p>
       <w:pPr>
         <w:pStyle w:val="Heading1"/>
+        <w:pageBreakBefore/>
       </w:pPr>
       <w:r>
         <w:t>Security Architecture</w:t>
@@ -738,7 +838,17 @@
         <w:ind w:left="540" w:hanging="271"/>
       </w:pPr>
       <w:r>
-        <w:t>Central redaction for console, diagnostics, persistence, export, and snapshots.</w:t>
+        <w:t>Canonical redaction for URLs, values, console, diagnostics, persistence, saved artifacts, comparison, normalized errors, export, and snapshots.</w:t>
+      </w:r>
+    </w:p>
+    <w:p>
+      <w:pPr>
+        <w:pStyle w:val="ListBullet"/>
+        <w:spacing w:after="80"/>
+        <w:ind w:left="540" w:hanging="271"/>
+      </w:pPr>
+      <w:r>
+        <w:t>Current-session multipart approval is bound to service, field, exact path, and destination origin; project save clears the path.</w:t>
       </w:r>
     </w:p>
     <w:p>
@@ -784,6 +894,7 @@
     <w:p>
       <w:pPr>
         <w:pStyle w:val="Heading1"/>
+        <w:pageBreakBefore/>
       </w:pPr>
       <w:r>
         <w:t>Build, Test, and Release Architecture</w:t>
@@ -837,6 +948,7 @@
     <w:p>
       <w:pPr>
         <w:pStyle w:val="Heading1"/>
+        <w:pageBreakBefore/>
       </w:pPr>
       <w:r>
         <w:t>Repository Structure</w:t>
@@ -935,6 +1047,7 @@
     <w:p>
       <w:pPr>
         <w:pStyle w:val="Heading1"/>
+        <w:pageBreakBefore/>
       </w:pPr>
       <w:r>
         <w:t>Architecture Decisions and Constraints</w:t>
@@ -1013,6 +1126,7 @@
     <w:p>
       <w:pPr>
         <w:pStyle w:val="Heading1"/>
+        <w:pageBreakBefore/>
       </w:pPr>
       <w:r>
         <w:t>Product Manager Handoff</w:t>
@@ -1076,6 +1190,7 @@
     <w:p>
       <w:pPr>
         <w:pStyle w:val="Heading1"/>
+        <w:pageBreakBefore/>
       </w:pPr>
       <w:r>
         <w:t>Documentation Map</w:t>

--- a/documentation/word/Relay-Studio-Technical-Architecture-and-Product-Handoff.docx
+++ b/documentation/word/Relay-Studio-Technical-Architecture-and-Product-Handoff.docx
@@ -53,7 +53,7 @@
         <w:rPr>
           <w:color w:val="5F6B7A"/>
         </w:rPr>
-        <w:t>Version 1.7 | Sprint 18C | July 2026</w:t>
+        <w:t>Version 1.8 | Sprint 18D | July 2026</w:t>
       </w:r>
     </w:p>
     <w:p>
@@ -631,6 +631,16 @@
         <w:ind w:left="540" w:hanging="271"/>
       </w:pPr>
       <w:r>
+        <w:t>Native and browser response bodies are capped at 5 MiB before formatting or IPC.</w:t>
+      </w:r>
+    </w:p>
+    <w:p>
+      <w:pPr>
+        <w:pStyle w:val="ListBullet"/>
+        <w:spacing w:after="80"/>
+        <w:ind w:left="540" w:hanging="271"/>
+      </w:pPr>
+      <w:r>
         <w:t>Retry only classified retryable failures.</w:t>
       </w:r>
     </w:p>
@@ -661,7 +671,27 @@
         <w:ind w:left="540" w:hanging="271"/>
       </w:pPr>
       <w:r>
+        <w:t>Success edges require successful predecessors; failure edges require failed predecessors; all incoming conditions must match.</w:t>
+      </w:r>
+    </w:p>
+    <w:p>
+      <w:pPr>
+        <w:pStyle w:val="ListBullet"/>
+        <w:spacing w:after="80"/>
+        <w:ind w:left="540" w:hanging="271"/>
+      </w:pPr>
+      <w:r>
         <w:t>Mappings use explicit JSONPath and named variables; `baseUrl` is reserved and cannot be written from a response.</w:t>
+      </w:r>
+    </w:p>
+    <w:p>
+      <w:pPr>
+        <w:pStyle w:val="ListBullet"/>
+        <w:spacing w:after="80"/>
+        <w:ind w:left="540" w:hanging="271"/>
+      </w:pPr>
+      <w:r>
+        <w:t>Flow mappings use a cloned runtime environment and never persist runtime captures into the project.</w:t>
       </w:r>
     </w:p>
     <w:p>
@@ -695,6 +725,16 @@
         <w:ind w:left="540" w:hanging="271"/>
       </w:pPr>
       <w:r>
+        <w:t>Root and referenced documents are capped at 2 MiB each and 10 MiB aggregate; graph expansion is capped at 20 documents, 32 reference levels, 1,000 entries per container, and 20,000 nodes.</w:t>
+      </w:r>
+    </w:p>
+    <w:p>
+      <w:pPr>
+        <w:pStyle w:val="ListBullet"/>
+        <w:spacing w:after="80"/>
+        <w:ind w:left="540" w:hanging="271"/>
+      </w:pPr>
+      <w:r>
         <w:t>The project is unchanged until confirmation.</w:t>
       </w:r>
     </w:p>
@@ -809,7 +849,7 @@
     </w:p>
     <w:p>
       <w:r>
-        <w:t>Browser-mode persistence supports automated UI workflows. Native persistence adds platform file dialogs, atomic replacement, recovery backups, native recent-project paths, and packaged behavior. Saved responses are separate canonically redacted, self-describing artifacts referenced by validated metadata in the project; legacy raw `.txt` files require re-sending and saving a new artifact.</w:t>
+        <w:t>Browser-mode persistence supports automated UI workflows. Native persistence adds platform file dialogs, atomic replacement, recovery backups, native recent-project paths, and packaged behavior. Project and backup reads/writes are capped at 4 MiB before parsing, and saved responses are separate canonically redacted, self-describing artifacts referenced by validated metadata in the project; legacy raw `.txt` files require re-sending and saving a new artifact.</w:t>
       </w:r>
     </w:p>
     <w:p>
@@ -849,6 +889,16 @@
       </w:pPr>
       <w:r>
         <w:t>Current-session multipart approval is bound to service, field, exact path, and destination origin; project save clears the path.</w:t>
+      </w:r>
+    </w:p>
+    <w:p>
+      <w:pPr>
+        <w:pStyle w:val="ListBullet"/>
+        <w:spacing w:after="80"/>
+        <w:ind w:left="540" w:hanging="271"/>
+      </w:pPr>
+      <w:r>
+        <w:t>Native and browser response bodies are capped at 5 MiB; project and backup files at 4 MiB; OpenAPI documents and graphs and saved-response comparisons use explicit byte, depth, breadth, node, and diff budgets.</w:t>
       </w:r>
     </w:p>
     <w:p>

--- a/documentation/word/Relay-Studio-Technical-Architecture-and-Product-Handoff.docx
+++ b/documentation/word/Relay-Studio-Technical-Architecture-and-Product-Handoff.docx
@@ -53,7 +53,7 @@
         <w:rPr>
           <w:color w:val="5F6B7A"/>
         </w:rPr>
-        <w:t>Version 1.8 | Sprint 18D | July 2026</w:t>
+        <w:t>Version 1.8 | Sprint 18E | July 2026</w:t>
       </w:r>
     </w:p>
     <w:p>
@@ -104,6 +104,16 @@
       </w:pPr>
       <w:r>
         <w:t>Product Capabilities</w:t>
+      </w:r>
+    </w:p>
+    <w:p>
+      <w:pPr>
+        <w:pStyle w:val="ListBullet"/>
+        <w:spacing w:after="80"/>
+        <w:ind w:left="540" w:hanging="271"/>
+      </w:pPr>
+      <w:r>
+        <w:t>REST Code Examples Roadmap</w:t>
       </w:r>
     </w:p>
     <w:p>
@@ -332,6 +342,60 @@
       </w:pPr>
       <w:r>
         <w:t>Package unsigned developer betas for macOS, Windows, and Linux.</w:t>
+      </w:r>
+    </w:p>
+    <w:p>
+      <w:pPr>
+        <w:pStyle w:val="Heading1"/>
+        <w:pageBreakBefore/>
+      </w:pPr>
+      <w:r>
+        <w:t>REST Code Examples Roadmap</w:t>
+      </w:r>
+    </w:p>
+    <w:p>
+      <w:r>
+        <w:t>Sprint 19 is planned to add a read-only code-generation surface for the selected request. Output will be derived from the typed request model, remain deterministic and bounded, and use safe placeholders for credentials and local files.</w:t>
+      </w:r>
+    </w:p>
+    <w:p>
+      <w:pPr>
+        <w:pStyle w:val="ListBullet"/>
+        <w:spacing w:after="80"/>
+        <w:ind w:left="540" w:hanging="271"/>
+      </w:pPr>
+      <w:r>
+        <w:t>Planned generators: raw HTTP, cURL, C#, jQuery, Node.js, PHP, Python, and Ruby.</w:t>
+      </w:r>
+    </w:p>
+    <w:p>
+      <w:pPr>
+        <w:pStyle w:val="ListBullet"/>
+        <w:spacing w:after="80"/>
+        <w:ind w:left="540" w:hanging="271"/>
+      </w:pPr>
+      <w:r>
+        <w:t>Planned coverage: query/path/header encoding, JSON/text bodies, URL-encoded forms, multipart text/file metadata, and representative HTTP methods.</w:t>
+      </w:r>
+    </w:p>
+    <w:p>
+      <w:pPr>
+        <w:pStyle w:val="ListBullet"/>
+        <w:spacing w:after="80"/>
+        <w:ind w:left="540" w:hanging="271"/>
+      </w:pPr>
+      <w:r>
+        <w:t>Generation never sends a request, reads a local multipart file, or mutates project state.</w:t>
+      </w:r>
+    </w:p>
+    <w:p>
+      <w:pPr>
+        <w:pStyle w:val="ListBullet"/>
+        <w:spacing w:after="80"/>
+        <w:ind w:left="540" w:hanging="271"/>
+      </w:pPr>
+      <w:r>
+        <w:t>Invalid, unsupported, oversized, or secret-bearing inputs receive explicit redacted guidance.</w:t>
       </w:r>
     </w:p>
     <w:p>

--- a/documentation/word/Relay-Studio-Technical-Architecture-and-Product-Handoff.docx
+++ b/documentation/word/Relay-Studio-Technical-Architecture-and-Product-Handoff.docx
@@ -53,7 +53,7 @@
         <w:rPr>
           <w:color w:val="5F6B7A"/>
         </w:rPr>
-        <w:t>Version 1.8 | Sprint 18E | July 2026</w:t>
+        <w:t>Version 1.9 | Sprint 19 | July 2026</w:t>
       </w:r>
     </w:p>
     <w:p>
@@ -113,7 +113,7 @@
         <w:ind w:left="540" w:hanging="271"/>
       </w:pPr>
       <w:r>
-        <w:t>REST Code Examples Roadmap</w:t>
+        <w:t>REST Code Examples</w:t>
       </w:r>
     </w:p>
     <w:p>
@@ -311,6 +311,16 @@
         <w:ind w:left="540" w:hanging="271"/>
       </w:pPr>
       <w:r>
+        <w:t>Generate copyable HTTP, cURL, C#, Java, jQuery, Node.js, PHP, Python, and Ruby examples from request or flow tabs without execution.</w:t>
+      </w:r>
+    </w:p>
+    <w:p>
+      <w:pPr>
+        <w:pStyle w:val="ListBullet"/>
+        <w:spacing w:after="80"/>
+        <w:ind w:left="540" w:hanging="271"/>
+      </w:pPr>
+      <w:r>
         <w:t>Run and cancel individual requests, inspect formatted responses and final origin, and export redacted diagnostics with a request inventory.</w:t>
       </w:r>
     </w:p>
@@ -350,12 +360,12 @@
         <w:pageBreakBefore/>
       </w:pPr>
       <w:r>
-        <w:t>REST Code Examples Roadmap</w:t>
+        <w:t>REST Code Examples</w:t>
       </w:r>
     </w:p>
     <w:p>
       <w:r>
-        <w:t>Sprint 19 is planned to add a read-only code-generation surface for the selected request. Output will be derived from the typed request model, remain deterministic and bounded, and use safe placeholders for credentials and local files.</w:t>
+        <w:t>Sprint 19 adds a read-only code-generation surface to request and flow tab context menus. Output is derived from the typed request model, remains deterministic and bounded, and uses safe placeholders for credentials and local files.</w:t>
       </w:r>
     </w:p>
     <w:p>
@@ -365,7 +375,7 @@
         <w:ind w:left="540" w:hanging="271"/>
       </w:pPr>
       <w:r>
-        <w:t>Planned generators: raw HTTP, cURL, C#, jQuery, Node.js, PHP, Python, and Ruby.</w:t>
+        <w:t>Generators: raw HTTP, cURL, C#, Java, jQuery, Node.js, PHP, Python, and Ruby.</w:t>
       </w:r>
     </w:p>
     <w:p>
@@ -375,7 +385,7 @@
         <w:ind w:left="540" w:hanging="271"/>
       </w:pPr>
       <w:r>
-        <w:t>Planned coverage: query/path/header encoding, JSON/text bodies, URL-encoded forms, multipart text/file metadata, and representative HTTP methods.</w:t>
+        <w:t>Coverage: query/path/header encoding, JSON/text bodies, URL-encoded forms, multipart text/file metadata, and supported HTTP methods.</w:t>
       </w:r>
     </w:p>
     <w:p>
@@ -385,7 +395,7 @@
         <w:ind w:left="540" w:hanging="271"/>
       </w:pPr>
       <w:r>
-        <w:t>Generation never sends a request, reads a local multipart file, or mutates project state.</w:t>
+        <w:t>Flow examples preserve dependency order and annotate success/failure prerequisites plus response mappings; Java and jQuery output capture mapped JSON response values and reuse them in later requests, while application-specific branching remains the developer's responsibility. Java mapping output identifies its Jackson Databind dependency and credential-mask substitution requirement, then rejects non-2xx, empty, malformed JSON, missing, null, or non-scalar mapping responses without echoing response bodies.</w:t>
       </w:r>
     </w:p>
     <w:p>
@@ -395,7 +405,17 @@
         <w:ind w:left="540" w:hanging="271"/>
       </w:pPr>
       <w:r>
-        <w:t>Invalid, unsupported, oversized, or secret-bearing inputs receive explicit redacted guidance.</w:t>
+        <w:t>Generation never sends a request, reads a local multipart file, persists output, or mutates project state.</w:t>
+      </w:r>
+    </w:p>
+    <w:p>
+      <w:pPr>
+        <w:pStyle w:val="ListBullet"/>
+        <w:spacing w:after="80"/>
+        <w:ind w:left="540" w:hanging="271"/>
+      </w:pPr>
+      <w:r>
+        <w:t>Invalid, unsupported, oversized, or secret-bearing inputs receive explicit redacted guidance; output is capped at 256 KiB and flows at 100 requests.</w:t>
       </w:r>
     </w:p>
     <w:p>

--- a/documentation/word/Relay-Studio-Technical-Architecture-and-Product-Handoff.docx
+++ b/documentation/word/Relay-Studio-Technical-Architecture-and-Product-Handoff.docx
@@ -331,6 +331,16 @@
         <w:ind w:left="540" w:hanging="271"/>
       </w:pPr>
       <w:r>
+        <w:t>Create a new GET request from an HTTP(S) value in formatted JSON while copying authorization only within the source request's origin.</w:t>
+      </w:r>
+    </w:p>
+    <w:p>
+      <w:pPr>
+        <w:pStyle w:val="ListBullet"/>
+        <w:spacing w:after="80"/>
+        <w:ind w:left="540" w:hanging="271"/>
+      </w:pPr>
+      <w:r>
         <w:t>Compose visual flows with dependency edges, failure branches, protected destination variables, mappings, cleanup, and cancellation.</w:t>
       </w:r>
     </w:p>
@@ -504,6 +514,26 @@
       </w:pPr>
       <w:r>
         <w:t>Keep reusable domain behavior in src/services or src/project.</w:t>
+      </w:r>
+    </w:p>
+    <w:p>
+      <w:pPr>
+        <w:pStyle w:val="ListBullet"/>
+        <w:spacing w:after="80"/>
+        <w:ind w:left="540" w:hanging="271"/>
+      </w:pPr>
+      <w:r>
+        <w:t>Hypermedia link tokenization and linked-GET construction live in a typed service; App.tsx owns the tab/project state transition.</w:t>
+      </w:r>
+    </w:p>
+    <w:p>
+      <w:pPr>
+        <w:pStyle w:val="ListBullet"/>
+        <w:spacing w:after="80"/>
+        <w:ind w:left="540" w:hanging="271"/>
+      </w:pPr>
+      <w:r>
+        <w:t>Copy authorization only after exact scheme, host, and effective-port equality; reject cross-origin and embedded-credential destinations explicitly.</w:t>
       </w:r>
     </w:p>
     <w:p>

--- a/documentation/word/Relay-Studio-Technical-Architecture-and-Product-Handoff.docx
+++ b/documentation/word/Relay-Studio-Technical-Architecture-and-Product-Handoff.docx
@@ -1066,7 +1066,7 @@
     </w:p>
     <w:p>
       <w:r>
-        <w:t>Release Gates run web quality, Rust quality, security, and optional live REST validation. Ordinary main validation can complete without protected live configuration, but beta packaging requires configured live REST acceptance before the macOS, Windows, and Linux matrix starts.</w:t>
+        <w:t>Release Gates run deterministic web quality, Rust quality, and security validation without contacting an external fixture. Beta packaging requires configured live REST acceptance before the macOS, Windows, and Linux matrix starts.</w:t>
       </w:r>
     </w:p>
     <w:p>
